--- a/Технологии обработки информации/Лабораторная работа #6.docx
+++ b/Технологии обработки информации/Лабораторная работа #6.docx
@@ -42,17 +42,11 @@
       <w:pPr>
         <w:pStyle w:val="a5"/>
         <w:ind w:firstLine="0"/>
-        <w:rPr>
-          <w:lang w:val="en-US"/>
-        </w:rPr>
-      </w:pPr>
-    </w:p>
-    <w:p>
-      <w:pPr>
-        <w:pStyle w:val="a5"/>
-        <w:rPr>
-          <w:lang w:val="en-US"/>
-        </w:rPr>
+      </w:pPr>
+    </w:p>
+    <w:p>
+      <w:pPr>
+        <w:pStyle w:val="a5"/>
       </w:pPr>
       <w:r>
         <w:t>1. Исследование изменений, вносимых в спектр случайного сигнала в ходе фильтрации.</w:t>
@@ -82,9 +76,6 @@
     <w:p>
       <w:pPr>
         <w:pStyle w:val="a5"/>
-        <w:rPr>
-          <w:lang w:val="en-US"/>
-        </w:rPr>
       </w:pPr>
       <w:r>
         <w:t>3. ПОРЯДОК ВЫПОЛНЕНИЯ РАБОТЫ</w:t>
@@ -93,9 +84,6 @@
     <w:p>
       <w:pPr>
         <w:pStyle w:val="a5"/>
-        <w:rPr>
-          <w:lang w:val="en-US"/>
-        </w:rPr>
       </w:pPr>
       <w:r>
         <w:t>1. В качестве индивидуального варианта при выполнении лабораторного задания используйте ранее полученные (в предыдущей работе № 4) последовательности с заданными статистическими свойствами. Оцените (визуально) характеристики ПСМ моделей случайного сигнала. В результате оценки назначьте (по согласованию с преподавателем) частоты среза:</w:t>
@@ -104,9 +92,6 @@
     <w:p>
       <w:pPr>
         <w:pStyle w:val="a5"/>
-        <w:rPr>
-          <w:lang w:val="en-US"/>
-        </w:rPr>
       </w:pPr>
       <w:r>
         <w:sym w:font="Symbol" w:char="F0B7"/>
@@ -118,9 +103,6 @@
     <w:p>
       <w:pPr>
         <w:pStyle w:val="a5"/>
-        <w:rPr>
-          <w:lang w:val="en-US"/>
-        </w:rPr>
       </w:pPr>
       <w:r>
         <w:sym w:font="Symbol" w:char="F0B7"/>
@@ -137,96 +119,39 @@
         <w:sym w:font="Symbol" w:char="F0B7"/>
       </w:r>
       <w:r>
-        <w:t xml:space="preserve"> пару граничных частот – верхнюю и нижнюю, для заграждающего и </w:t>
-      </w:r>
-      <w:proofErr w:type="spellStart"/>
-      <w:r>
-        <w:t>режекторного</w:t>
-      </w:r>
-      <w:proofErr w:type="spellEnd"/>
-      <w:r>
-        <w:t xml:space="preserve"> фильтров.</w:t>
-      </w:r>
-    </w:p>
-    <w:p>
-      <w:pPr>
-        <w:pStyle w:val="a5"/>
-        <w:rPr>
-          <w:lang w:val="en-US"/>
-        </w:rPr>
-      </w:pPr>
-      <w:r>
-        <w:t xml:space="preserve">2. Рассчитайте, используя процедуры </w:t>
-      </w:r>
-      <w:proofErr w:type="spellStart"/>
-      <w:r>
-        <w:t>yulewalk</w:t>
-      </w:r>
-      <w:proofErr w:type="spellEnd"/>
-      <w:r>
-        <w:t xml:space="preserve"> и fir2, коэффициенты алгоритмов (2) и (1). Постройте частотные характеристики полученных дискретных фильтров.</w:t>
-      </w:r>
-    </w:p>
-    <w:p>
-      <w:pPr>
-        <w:pStyle w:val="a5"/>
-      </w:pPr>
-      <w:r>
-        <w:t xml:space="preserve">3. Для алгоритма (1) подберите такой порядок фильтра (параметр </w:t>
-      </w:r>
-      <w:proofErr w:type="spellStart"/>
-      <w:r>
-        <w:t>nf</w:t>
-      </w:r>
-      <w:proofErr w:type="spellEnd"/>
-      <w:r>
-        <w:t xml:space="preserve"> в процедуре fir2 рассмотренного примера), чтобы сделать удовлетворительным расхождение (оценить визуально) ЧХ НЦФ и ЧХ фильтра-прототипа.</w:t>
-      </w:r>
-    </w:p>
-    <w:p>
-      <w:pPr>
-        <w:pStyle w:val="a5"/>
-        <w:rPr>
-          <w:lang w:val="en-US"/>
-        </w:rPr>
-      </w:pPr>
-      <w:r>
-        <w:t xml:space="preserve">4. Используя функцию </w:t>
-      </w:r>
-      <w:proofErr w:type="spellStart"/>
-      <w:r>
-        <w:t>filter</w:t>
-      </w:r>
-      <w:proofErr w:type="spellEnd"/>
-      <w:r>
-        <w:t>, осуществить обработку моделей случайных сигналов всеми типами фильтров.</w:t>
-      </w:r>
-    </w:p>
-    <w:p>
-      <w:pPr>
-        <w:pStyle w:val="a5"/>
-        <w:rPr>
-          <w:lang w:val="en-US"/>
-        </w:rPr>
-      </w:pPr>
-      <w:r>
-        <w:t xml:space="preserve">5. Найти преобразование Фурье (функция </w:t>
-      </w:r>
-      <w:proofErr w:type="spellStart"/>
-      <w:r>
-        <w:t>fft</w:t>
-      </w:r>
-      <w:proofErr w:type="spellEnd"/>
-      <w:r>
-        <w:t xml:space="preserve">) результатов обработки, и построить соответствующие графики спектров (использовать для визуализации </w:t>
-      </w:r>
-      <w:proofErr w:type="spellStart"/>
-      <w:r>
-        <w:t>fftshift</w:t>
-      </w:r>
-      <w:proofErr w:type="spellEnd"/>
-      <w:r>
-        <w:t>). Наложить на графики ЧХ желаемых фильтров.</w:t>
+        <w:t xml:space="preserve"> пару граничных частот – верхнюю и нижнюю, для заграждающего и режекторного фильтров.</w:t>
+      </w:r>
+    </w:p>
+    <w:p>
+      <w:pPr>
+        <w:pStyle w:val="a5"/>
+      </w:pPr>
+      <w:r>
+        <w:t>2. Рассчитайте, используя процедуры yulewalk и fir2, коэффициенты алгоритмов (2) и (1). Постройте частотные характеристики полученных дискретных фильтров.</w:t>
+      </w:r>
+    </w:p>
+    <w:p>
+      <w:pPr>
+        <w:pStyle w:val="a5"/>
+      </w:pPr>
+      <w:r>
+        <w:t>3. Для алгоритма (1) подберите такой порядок фильтра (параметр nf в процедуре fir2 рассмотренного примера), чтобы сделать удовлетворительным расхождение (оценить визуально) ЧХ НЦФ и ЧХ фильтра-прототипа.</w:t>
+      </w:r>
+    </w:p>
+    <w:p>
+      <w:pPr>
+        <w:pStyle w:val="a5"/>
+      </w:pPr>
+      <w:r>
+        <w:t>4. Используя функцию filter, осуществить обработку моделей случайных сигналов всеми типами фильтров.</w:t>
+      </w:r>
+    </w:p>
+    <w:p>
+      <w:pPr>
+        <w:pStyle w:val="a5"/>
+      </w:pPr>
+      <w:r>
+        <w:t>5. Найти преобразование Фурье (функция fft) результатов обработки, и построить соответствующие графики спектров (использовать для визуализации fftshift). Наложить на графики ЧХ желаемых фильтров.</w:t>
       </w:r>
     </w:p>
     <w:p>
@@ -251,9 +176,6 @@
     <w:p>
       <w:pPr>
         <w:pStyle w:val="a5"/>
-        <w:rPr>
-          <w:lang w:val="en-US"/>
-        </w:rPr>
       </w:pPr>
       <w:r>
         <w:lastRenderedPageBreak/>
@@ -274,9 +196,6 @@
         <w:pStyle w:val="a5"/>
       </w:pPr>
       <w:r>
-        <w:rPr>
-          <w:lang w:val="en-US"/>
-        </w:rPr>
         <w:t xml:space="preserve">3. </w:t>
       </w:r>
       <w:r>
@@ -314,10 +233,10 @@
           <w:noProof/>
         </w:rPr>
         <w:drawing>
-          <wp:inline distT="0" distB="0" distL="0" distR="0" wp14:anchorId="1774CF1F" wp14:editId="456E20AF">
-            <wp:extent cx="4019107" cy="2640882"/>
-            <wp:effectExtent l="0" t="0" r="635" b="7620"/>
-            <wp:docPr id="1848599782" name="Рисунок 1"/>
+          <wp:inline distT="0" distB="0" distL="0" distR="0" wp14:anchorId="14B1AA96" wp14:editId="0671DC2C">
+            <wp:extent cx="5156790" cy="3392842"/>
+            <wp:effectExtent l="0" t="0" r="6350" b="0"/>
+            <wp:docPr id="1507079843" name="Рисунок 1"/>
             <wp:cNvGraphicFramePr>
               <a:graphicFrameLocks xmlns:a="http://schemas.openxmlformats.org/drawingml/2006/main" noChangeAspect="1"/>
             </wp:cNvGraphicFramePr>
@@ -325,163 +244,7 @@
               <a:graphicData uri="http://schemas.openxmlformats.org/drawingml/2006/picture">
                 <pic:pic xmlns:pic="http://schemas.openxmlformats.org/drawingml/2006/picture">
                   <pic:nvPicPr>
-                    <pic:cNvPr id="1848599782" name=""/>
-                    <pic:cNvPicPr/>
-                  </pic:nvPicPr>
-                  <pic:blipFill>
-                    <a:blip r:embed="rId4"/>
-                    <a:stretch>
-                      <a:fillRect/>
-                    </a:stretch>
-                  </pic:blipFill>
-                  <pic:spPr>
-                    <a:xfrm>
-                      <a:off x="0" y="0"/>
-                      <a:ext cx="4034932" cy="2651280"/>
-                    </a:xfrm>
-                    <a:prstGeom prst="rect">
-                      <a:avLst/>
-                    </a:prstGeom>
-                  </pic:spPr>
-                </pic:pic>
-              </a:graphicData>
-            </a:graphic>
-          </wp:inline>
-        </w:drawing>
-      </w:r>
-    </w:p>
-    <w:p>
-      <w:pPr>
-        <w:pStyle w:val="a5"/>
-        <w:ind w:firstLine="0"/>
-        <w:jc w:val="center"/>
-      </w:pPr>
-      <w:r>
-        <w:t>Рисунок 1 – ПСМ модели случайного сигнала</w:t>
-      </w:r>
-      <w:r>
-        <w:t xml:space="preserve"> (</w:t>
-      </w:r>
-      <w:r>
-        <w:t>Симметричная</w:t>
-      </w:r>
-      <w:r>
-        <w:t xml:space="preserve">, </w:t>
-      </w:r>
-      <w:r>
-        <w:t>перерасчёт по модулю</w:t>
-      </w:r>
-      <w:r>
-        <w:t>)</w:t>
-      </w:r>
-    </w:p>
-    <w:p>
-      <w:pPr>
-        <w:pStyle w:val="a5"/>
-        <w:ind w:firstLine="0"/>
-      </w:pPr>
-    </w:p>
-    <w:p>
-      <w:pPr>
-        <w:pStyle w:val="a5"/>
-        <w:ind w:firstLine="0"/>
-      </w:pPr>
-      <w:r>
-        <w:tab/>
-        <w:t xml:space="preserve">2. </w:t>
-      </w:r>
-      <w:r>
-        <w:t>Частоты</w:t>
-      </w:r>
-      <w:r>
-        <w:t xml:space="preserve"> среза</w:t>
-      </w:r>
-      <w:r>
-        <w:t xml:space="preserve"> назначены</w:t>
-      </w:r>
-      <w:r>
-        <w:t>.</w:t>
-      </w:r>
-      <w:r>
-        <w:t xml:space="preserve"> </w:t>
-      </w:r>
-      <w:r>
-        <w:t xml:space="preserve">Процедуры </w:t>
-      </w:r>
-      <w:proofErr w:type="spellStart"/>
-      <w:r>
-        <w:t>yulewalk</w:t>
-      </w:r>
-      <w:proofErr w:type="spellEnd"/>
-      <w:r>
-        <w:t xml:space="preserve"> и fir2</w:t>
-      </w:r>
-      <w:r>
-        <w:t xml:space="preserve"> использованы, коэффициенты алгоритмов (</w:t>
-      </w:r>
-      <w:r>
-        <w:t>2) и (1). Постро</w:t>
-      </w:r>
-      <w:r>
-        <w:t>ены</w:t>
-      </w:r>
-      <w:r>
-        <w:t xml:space="preserve"> частотные характеристики полученных дискретных фильтров</w:t>
-      </w:r>
-      <w:r>
-        <w:t xml:space="preserve"> (Рисунок </w:t>
-      </w:r>
-      <w:r>
-        <w:t>2</w:t>
-      </w:r>
-      <w:r>
-        <w:t xml:space="preserve"> и </w:t>
-      </w:r>
-      <w:r>
-        <w:t>3</w:t>
-      </w:r>
-      <w:r>
-        <w:t>)</w:t>
-      </w:r>
-      <w:r>
-        <w:t>.</w:t>
-      </w:r>
-      <w:r>
-        <w:t xml:space="preserve"> </w:t>
-      </w:r>
-      <w:r>
-        <w:t>Подобраны порядки фильтра. Модели были обработаны случайными сигналами.</w:t>
-      </w:r>
-    </w:p>
-    <w:p>
-      <w:pPr>
-        <w:pStyle w:val="a5"/>
-        <w:ind w:firstLine="0"/>
-      </w:pPr>
-    </w:p>
-    <w:p>
-      <w:pPr>
-        <w:pStyle w:val="a5"/>
-        <w:ind w:firstLine="0"/>
-        <w:jc w:val="center"/>
-      </w:pPr>
-      <w:r>
-        <w:rPr>
-          <w:noProof/>
-        </w:rPr>
-        <w:drawing>
-          <wp:inline distT="0" distB="0" distL="0" distR="0" wp14:anchorId="743ADBA1" wp14:editId="51DA831F">
-            <wp:extent cx="3976576" cy="2634614"/>
-            <wp:effectExtent l="0" t="0" r="5080" b="0"/>
-            <wp:docPr id="1725703470" name="Рисунок 1"/>
-            <wp:cNvGraphicFramePr>
-              <a:graphicFrameLocks xmlns:a="http://schemas.openxmlformats.org/drawingml/2006/main" noChangeAspect="1"/>
-            </wp:cNvGraphicFramePr>
-            <a:graphic xmlns:a="http://schemas.openxmlformats.org/drawingml/2006/main">
-              <a:graphicData uri="http://schemas.openxmlformats.org/drawingml/2006/picture">
-                <pic:pic xmlns:pic="http://schemas.openxmlformats.org/drawingml/2006/picture">
-                  <pic:nvPicPr>
-                    <pic:cNvPr id="1725703470" name=""/>
+                    <pic:cNvPr id="1507079843" name=""/>
                     <pic:cNvPicPr/>
                   </pic:nvPicPr>
                   <pic:blipFill>
@@ -493,7 +256,7 @@
                   <pic:spPr>
                     <a:xfrm>
                       <a:off x="0" y="0"/>
-                      <a:ext cx="3993843" cy="2646054"/>
+                      <a:ext cx="5171150" cy="3402290"/>
                     </a:xfrm>
                     <a:prstGeom prst="rect">
                       <a:avLst/>
@@ -513,37 +276,42 @@
         <w:jc w:val="center"/>
       </w:pPr>
       <w:r>
-        <w:t xml:space="preserve">Рисунок 2 – Синтез КИХ фильтра, для </w:t>
-      </w:r>
-      <w:r>
-        <w:rPr>
-          <w:lang w:val="en-US"/>
-        </w:rPr>
-        <w:t>fir</w:t>
-      </w:r>
-      <w:r>
-        <w:t>2</w:t>
-      </w:r>
+        <w:t xml:space="preserve">Рисунок 1 – </w:t>
+      </w:r>
+      <w:r>
+        <w:t xml:space="preserve">Спектральная плотность мощности </w:t>
+      </w:r>
+      <w:r>
+        <w:t xml:space="preserve">(10% </w:t>
+      </w:r>
+      <w:r>
+        <w:t>от всего графика</w:t>
+      </w:r>
+      <w:r>
+        <w:t>)</w:t>
+      </w:r>
+    </w:p>
+    <w:p>
+      <w:pPr>
+        <w:pStyle w:val="a5"/>
+        <w:ind w:firstLine="0"/>
+      </w:pPr>
     </w:p>
     <w:p>
       <w:pPr>
         <w:pStyle w:val="a5"/>
         <w:ind w:firstLine="0"/>
         <w:jc w:val="center"/>
-        <w:rPr>
-          <w:lang w:val="en-US"/>
-        </w:rPr>
       </w:pPr>
       <w:r>
         <w:rPr>
           <w:noProof/>
         </w:rPr>
-        <w:lastRenderedPageBreak/>
         <w:drawing>
-          <wp:inline distT="0" distB="0" distL="0" distR="0" wp14:anchorId="68D34667" wp14:editId="0DDB973D">
-            <wp:extent cx="5344097" cy="3540642"/>
-            <wp:effectExtent l="0" t="0" r="0" b="3175"/>
-            <wp:docPr id="1054663978" name="Рисунок 1"/>
+          <wp:inline distT="0" distB="0" distL="0" distR="0" wp14:anchorId="1CD67626" wp14:editId="79AA4306">
+            <wp:extent cx="5114260" cy="3389462"/>
+            <wp:effectExtent l="0" t="0" r="0" b="1905"/>
+            <wp:docPr id="1952838943" name="Рисунок 1"/>
             <wp:cNvGraphicFramePr>
               <a:graphicFrameLocks xmlns:a="http://schemas.openxmlformats.org/drawingml/2006/main" noChangeAspect="1"/>
             </wp:cNvGraphicFramePr>
@@ -551,7 +319,7 @@
               <a:graphicData uri="http://schemas.openxmlformats.org/drawingml/2006/picture">
                 <pic:pic xmlns:pic="http://schemas.openxmlformats.org/drawingml/2006/picture">
                   <pic:nvPicPr>
-                    <pic:cNvPr id="1054663978" name=""/>
+                    <pic:cNvPr id="1952838943" name=""/>
                     <pic:cNvPicPr/>
                   </pic:nvPicPr>
                   <pic:blipFill>
@@ -563,7 +331,7 @@
                   <pic:spPr>
                     <a:xfrm>
                       <a:off x="0" y="0"/>
-                      <a:ext cx="5377232" cy="3562595"/>
+                      <a:ext cx="5139110" cy="3405931"/>
                     </a:xfrm>
                     <a:prstGeom prst="rect">
                       <a:avLst/>
@@ -583,65 +351,105 @@
         <w:jc w:val="center"/>
       </w:pPr>
       <w:r>
-        <w:t xml:space="preserve">Рисунок </w:t>
+        <w:t xml:space="preserve">Рисунок 2 - </w:t>
+      </w:r>
+      <w:r>
+        <w:t>Спектральная плотность мощности</w:t>
+      </w:r>
+    </w:p>
+    <w:p>
+      <w:pPr>
+        <w:pStyle w:val="a5"/>
+        <w:ind w:firstLine="0"/>
+      </w:pPr>
+      <w:r>
+        <w:lastRenderedPageBreak/>
+        <w:tab/>
+      </w:r>
+      <w:r>
+        <w:t xml:space="preserve">Исходя из данных частот, были выбраны частоты 12 и </w:t>
+      </w:r>
+      <w:r>
+        <w:t>40 ГЦ как нижняя и верхняя граница для ФНЧ и ФВЧ соответственно.</w:t>
+      </w:r>
+    </w:p>
+    <w:p>
+      <w:pPr>
+        <w:pStyle w:val="a5"/>
+        <w:ind w:firstLine="0"/>
+      </w:pPr>
+    </w:p>
+    <w:p>
+      <w:pPr>
+        <w:pStyle w:val="a5"/>
+        <w:ind w:firstLine="0"/>
+      </w:pPr>
+      <w:r>
+        <w:tab/>
+        <w:t xml:space="preserve">2. </w:t>
+      </w:r>
+      <w:r>
+        <w:t>Частоты</w:t>
+      </w:r>
+      <w:r>
+        <w:t xml:space="preserve"> среза</w:t>
+      </w:r>
+      <w:r>
+        <w:t xml:space="preserve"> назначены</w:t>
+      </w:r>
+      <w:r>
+        <w:t>.</w:t>
+      </w:r>
+      <w:r>
+        <w:t xml:space="preserve"> </w:t>
+      </w:r>
+      <w:r>
+        <w:t xml:space="preserve">Процедуры </w:t>
+      </w:r>
+      <w:r>
+        <w:t>yulewalk и fir2</w:t>
+      </w:r>
+      <w:r>
+        <w:t xml:space="preserve"> использованы, коэффициенты алгоритмов (</w:t>
+      </w:r>
+      <w:r>
+        <w:t>2) и (1). Постро</w:t>
+      </w:r>
+      <w:r>
+        <w:t>ены</w:t>
+      </w:r>
+      <w:r>
+        <w:t xml:space="preserve"> частотные характеристики полученных дискретных фильтров</w:t>
+      </w:r>
+      <w:r>
+        <w:t xml:space="preserve"> (Рисунок </w:t>
+      </w:r>
+      <w:r>
+        <w:t>2</w:t>
+      </w:r>
+      <w:r>
+        <w:t xml:space="preserve"> и </w:t>
       </w:r>
       <w:r>
         <w:t>3</w:t>
       </w:r>
       <w:r>
-        <w:t xml:space="preserve"> – Синтез КИХ фильтра, для </w:t>
-      </w:r>
-      <w:proofErr w:type="spellStart"/>
-      <w:r>
-        <w:rPr>
-          <w:lang w:val="en-US"/>
-        </w:rPr>
-        <w:t>yulewalk</w:t>
-      </w:r>
-      <w:proofErr w:type="spellEnd"/>
-    </w:p>
-    <w:p>
-      <w:pPr>
-        <w:pStyle w:val="a5"/>
-        <w:ind w:firstLine="0"/>
-      </w:pPr>
-    </w:p>
-    <w:p>
-      <w:pPr>
-        <w:pStyle w:val="a5"/>
-        <w:ind w:firstLine="0"/>
-      </w:pPr>
-      <w:r>
-        <w:tab/>
-        <w:t xml:space="preserve">3. </w:t>
-      </w:r>
-      <w:r>
-        <w:t xml:space="preserve">Найти преобразование Фурье (функция </w:t>
-      </w:r>
-      <w:proofErr w:type="spellStart"/>
-      <w:r>
-        <w:t>fft</w:t>
-      </w:r>
-      <w:proofErr w:type="spellEnd"/>
-      <w:r>
-        <w:t xml:space="preserve">) результатов обработки, и построить соответствующие графики спектров (использовать для визуализации </w:t>
-      </w:r>
-      <w:proofErr w:type="spellStart"/>
-      <w:r>
-        <w:t>fftshift</w:t>
-      </w:r>
-      <w:proofErr w:type="spellEnd"/>
-      <w:r>
-        <w:t>). Наложить на графики ЧХ желаемых фильтров.</w:t>
-      </w:r>
-    </w:p>
-    <w:p>
-      <w:pPr>
-        <w:pStyle w:val="a5"/>
-        <w:ind w:firstLine="0"/>
-        <w:rPr>
-          <w:lang w:val="en-US"/>
-        </w:rPr>
+        <w:t>)</w:t>
+      </w:r>
+      <w:r>
+        <w:t>.</w:t>
+      </w:r>
+      <w:r>
+        <w:t xml:space="preserve"> </w:t>
+      </w:r>
+      <w:r>
+        <w:t>Подобраны порядки фильтра. Модели были обработаны случайными сигналами.</w:t>
+      </w:r>
+    </w:p>
+    <w:p>
+      <w:pPr>
+        <w:pStyle w:val="a5"/>
+        <w:ind w:firstLine="0"/>
       </w:pPr>
     </w:p>
     <w:p>
@@ -649,19 +457,16 @@
         <w:pStyle w:val="a5"/>
         <w:ind w:firstLine="0"/>
         <w:jc w:val="center"/>
-        <w:rPr>
-          <w:lang w:val="en-US"/>
-        </w:rPr>
       </w:pPr>
       <w:r>
         <w:rPr>
           <w:noProof/>
         </w:rPr>
         <w:drawing>
-          <wp:inline distT="0" distB="0" distL="0" distR="0" wp14:anchorId="6296D897" wp14:editId="52C76A5E">
-            <wp:extent cx="5507665" cy="3651956"/>
-            <wp:effectExtent l="0" t="0" r="0" b="5715"/>
-            <wp:docPr id="94633879" name="Рисунок 1"/>
+          <wp:inline distT="0" distB="0" distL="0" distR="0" wp14:anchorId="181678FF" wp14:editId="19C79026">
+            <wp:extent cx="2906786" cy="1892595"/>
+            <wp:effectExtent l="0" t="0" r="8255" b="0"/>
+            <wp:docPr id="195121885" name="Рисунок 1"/>
             <wp:cNvGraphicFramePr>
               <a:graphicFrameLocks xmlns:a="http://schemas.openxmlformats.org/drawingml/2006/main" noChangeAspect="1"/>
             </wp:cNvGraphicFramePr>
@@ -669,7 +474,7 @@
               <a:graphicData uri="http://schemas.openxmlformats.org/drawingml/2006/picture">
                 <pic:pic xmlns:pic="http://schemas.openxmlformats.org/drawingml/2006/picture">
                   <pic:nvPicPr>
-                    <pic:cNvPr id="94633879" name=""/>
+                    <pic:cNvPr id="195121885" name=""/>
                     <pic:cNvPicPr/>
                   </pic:nvPicPr>
                   <pic:blipFill>
@@ -681,7 +486,7 @@
                   <pic:spPr>
                     <a:xfrm>
                       <a:off x="0" y="0"/>
-                      <a:ext cx="5513498" cy="3655824"/>
+                      <a:ext cx="2919995" cy="1901195"/>
                     </a:xfrm>
                     <a:prstGeom prst="rect">
                       <a:avLst/>
@@ -693,33 +498,15 @@
           </wp:inline>
         </w:drawing>
       </w:r>
-    </w:p>
-    <w:p>
-      <w:pPr>
-        <w:pStyle w:val="a5"/>
-        <w:ind w:firstLine="0"/>
-        <w:jc w:val="center"/>
-      </w:pPr>
-      <w:r>
-        <w:t>Рисунок 4 – Спектр сигнала и график ЧХ желаемого фильтра</w:t>
-      </w:r>
-    </w:p>
-    <w:p>
-      <w:pPr>
-        <w:pStyle w:val="a5"/>
-        <w:ind w:firstLine="0"/>
-        <w:jc w:val="center"/>
-      </w:pPr>
       <w:r>
         <w:rPr>
           <w:noProof/>
         </w:rPr>
-        <w:lastRenderedPageBreak/>
         <w:drawing>
-          <wp:inline distT="0" distB="0" distL="0" distR="0" wp14:anchorId="21B3074F" wp14:editId="178D2FCC">
-            <wp:extent cx="2665276" cy="2360428"/>
-            <wp:effectExtent l="0" t="0" r="1905" b="1905"/>
-            <wp:docPr id="1105490474" name="Рисунок 1"/>
+          <wp:inline distT="0" distB="0" distL="0" distR="0" wp14:anchorId="1CBF4242" wp14:editId="0296D204">
+            <wp:extent cx="2923953" cy="1906586"/>
+            <wp:effectExtent l="0" t="0" r="0" b="0"/>
+            <wp:docPr id="891202258" name="Рисунок 1"/>
             <wp:cNvGraphicFramePr>
               <a:graphicFrameLocks xmlns:a="http://schemas.openxmlformats.org/drawingml/2006/main" noChangeAspect="1"/>
             </wp:cNvGraphicFramePr>
@@ -727,7 +514,7 @@
               <a:graphicData uri="http://schemas.openxmlformats.org/drawingml/2006/picture">
                 <pic:pic xmlns:pic="http://schemas.openxmlformats.org/drawingml/2006/picture">
                   <pic:nvPicPr>
-                    <pic:cNvPr id="1105490474" name=""/>
+                    <pic:cNvPr id="891202258" name=""/>
                     <pic:cNvPicPr/>
                   </pic:nvPicPr>
                   <pic:blipFill>
@@ -739,7 +526,7 @@
                   <pic:spPr>
                     <a:xfrm>
                       <a:off x="0" y="0"/>
-                      <a:ext cx="2690209" cy="2382509"/>
+                      <a:ext cx="2923953" cy="1906586"/>
                     </a:xfrm>
                     <a:prstGeom prst="rect">
                       <a:avLst/>
@@ -751,15 +538,48 @@
           </wp:inline>
         </w:drawing>
       </w:r>
+    </w:p>
+    <w:p>
+      <w:pPr>
+        <w:pStyle w:val="a5"/>
+        <w:ind w:firstLine="0"/>
+        <w:jc w:val="center"/>
+      </w:pPr>
+      <w:r>
+        <w:t xml:space="preserve">Рисунок 2 – Синтез КИХ фильтра, для </w:t>
+      </w:r>
+      <w:r>
+        <w:rPr>
+          <w:lang w:val="en-US"/>
+        </w:rPr>
+        <w:t>fir</w:t>
+      </w:r>
+      <w:r>
+        <w:t>2</w:t>
+      </w:r>
+    </w:p>
+    <w:p>
+      <w:pPr>
+        <w:pStyle w:val="a5"/>
+        <w:ind w:firstLine="0"/>
+        <w:jc w:val="center"/>
+      </w:pPr>
+    </w:p>
+    <w:p>
+      <w:pPr>
+        <w:pStyle w:val="a5"/>
+        <w:ind w:firstLine="0"/>
+        <w:jc w:val="center"/>
+      </w:pPr>
       <w:r>
         <w:rPr>
           <w:noProof/>
         </w:rPr>
         <w:drawing>
-          <wp:inline distT="0" distB="0" distL="0" distR="0" wp14:anchorId="21FB7E3B" wp14:editId="03250C1E">
-            <wp:extent cx="2689135" cy="2381560"/>
-            <wp:effectExtent l="0" t="0" r="0" b="0"/>
-            <wp:docPr id="619499373" name="Рисунок 1"/>
+          <wp:inline distT="0" distB="0" distL="0" distR="0" wp14:anchorId="47CCE1ED" wp14:editId="1620BF67">
+            <wp:extent cx="2938507" cy="1839433"/>
+            <wp:effectExtent l="0" t="0" r="0" b="8890"/>
+            <wp:docPr id="1517643435" name="Рисунок 1"/>
             <wp:cNvGraphicFramePr>
               <a:graphicFrameLocks xmlns:a="http://schemas.openxmlformats.org/drawingml/2006/main" noChangeAspect="1"/>
             </wp:cNvGraphicFramePr>
@@ -767,7 +587,7 @@
               <a:graphicData uri="http://schemas.openxmlformats.org/drawingml/2006/picture">
                 <pic:pic xmlns:pic="http://schemas.openxmlformats.org/drawingml/2006/picture">
                   <pic:nvPicPr>
-                    <pic:cNvPr id="619499373" name=""/>
+                    <pic:cNvPr id="1517643435" name=""/>
                     <pic:cNvPicPr/>
                   </pic:nvPicPr>
                   <pic:blipFill>
@@ -779,7 +599,7 @@
                   <pic:spPr>
                     <a:xfrm>
                       <a:off x="0" y="0"/>
-                      <a:ext cx="2698104" cy="2389503"/>
+                      <a:ext cx="2958727" cy="1852090"/>
                     </a:xfrm>
                     <a:prstGeom prst="rect">
                       <a:avLst/>
@@ -791,69 +611,15 @@
           </wp:inline>
         </w:drawing>
       </w:r>
-    </w:p>
-    <w:p>
-      <w:pPr>
-        <w:pStyle w:val="a5"/>
-        <w:ind w:firstLine="0"/>
-        <w:jc w:val="center"/>
-      </w:pPr>
-      <w:r>
-        <w:t xml:space="preserve">Рисунок 5 – </w:t>
-      </w:r>
-      <w:r>
-        <w:rPr>
-          <w:lang w:val="en-US"/>
-        </w:rPr>
-        <w:t>fir</w:t>
-      </w:r>
-      <w:r>
-        <w:t xml:space="preserve">2 </w:t>
-      </w:r>
-      <w:r>
-        <w:t xml:space="preserve">и </w:t>
-      </w:r>
-      <w:proofErr w:type="spellStart"/>
-      <w:r>
-        <w:rPr>
-          <w:lang w:val="en-US"/>
-        </w:rPr>
-        <w:t>yulewalk</w:t>
-      </w:r>
-      <w:proofErr w:type="spellEnd"/>
-      <w:r>
-        <w:t xml:space="preserve"> </w:t>
-      </w:r>
-      <w:r>
-        <w:t>для случайного сигнала 2</w:t>
-      </w:r>
-    </w:p>
-    <w:p>
-      <w:pPr>
-        <w:pStyle w:val="a5"/>
-        <w:ind w:firstLine="0"/>
-        <w:jc w:val="center"/>
-      </w:pPr>
-    </w:p>
-    <w:p>
-      <w:pPr>
-        <w:pStyle w:val="a5"/>
-        <w:ind w:firstLine="0"/>
-        <w:jc w:val="center"/>
-        <w:rPr>
-          <w:noProof/>
-          <w:lang w:val="en-US"/>
-        </w:rPr>
-      </w:pPr>
       <w:r>
         <w:rPr>
           <w:noProof/>
         </w:rPr>
         <w:drawing>
-          <wp:inline distT="0" distB="0" distL="0" distR="0" wp14:anchorId="75BDF7D8" wp14:editId="50010061">
-            <wp:extent cx="2625688" cy="2325370"/>
-            <wp:effectExtent l="0" t="0" r="3810" b="0"/>
-            <wp:docPr id="999765020" name="Рисунок 1"/>
+          <wp:inline distT="0" distB="0" distL="0" distR="0" wp14:anchorId="45D2E4BD" wp14:editId="10FEE458">
+            <wp:extent cx="2950958" cy="1850065"/>
+            <wp:effectExtent l="0" t="0" r="1905" b="0"/>
+            <wp:docPr id="1995353868" name="Рисунок 1"/>
             <wp:cNvGraphicFramePr>
               <a:graphicFrameLocks xmlns:a="http://schemas.openxmlformats.org/drawingml/2006/main" noChangeAspect="1"/>
             </wp:cNvGraphicFramePr>
@@ -861,7 +627,7 @@
               <a:graphicData uri="http://schemas.openxmlformats.org/drawingml/2006/picture">
                 <pic:pic xmlns:pic="http://schemas.openxmlformats.org/drawingml/2006/picture">
                   <pic:nvPicPr>
-                    <pic:cNvPr id="999765020" name=""/>
+                    <pic:cNvPr id="1995353868" name=""/>
                     <pic:cNvPicPr/>
                   </pic:nvPicPr>
                   <pic:blipFill>
@@ -873,7 +639,7 @@
                   <pic:spPr>
                     <a:xfrm>
                       <a:off x="0" y="0"/>
-                      <a:ext cx="2636470" cy="2334919"/>
+                      <a:ext cx="2985527" cy="1871738"/>
                     </a:xfrm>
                     <a:prstGeom prst="rect">
                       <a:avLst/>
@@ -885,15 +651,70 @@
           </wp:inline>
         </w:drawing>
       </w:r>
+    </w:p>
+    <w:p>
+      <w:pPr>
+        <w:pStyle w:val="a5"/>
+        <w:ind w:firstLine="0"/>
+        <w:jc w:val="center"/>
+      </w:pPr>
+      <w:r>
+        <w:t xml:space="preserve">Рисунок </w:t>
+      </w:r>
+      <w:r>
+        <w:t>3</w:t>
+      </w:r>
+      <w:r>
+        <w:t xml:space="preserve"> – Синтез КИХ фильтра, для </w:t>
+      </w:r>
+      <w:r>
+        <w:rPr>
+          <w:lang w:val="en-US"/>
+        </w:rPr>
+        <w:t>yulewalk</w:t>
+      </w:r>
+    </w:p>
+    <w:p>
+      <w:pPr>
+        <w:pStyle w:val="a5"/>
+        <w:ind w:firstLine="0"/>
+      </w:pPr>
+    </w:p>
+    <w:p>
+      <w:pPr>
+        <w:pStyle w:val="a5"/>
+        <w:ind w:firstLine="0"/>
+      </w:pPr>
+      <w:r>
+        <w:tab/>
+        <w:t xml:space="preserve">3. </w:t>
+      </w:r>
+      <w:r>
+        <w:t>Найти преобразование Фурье (функция fft) результатов обработки, и построить соответствующие графики спектров (использовать для визуализации fftshift). Наложить на графики ЧХ желаемых фильтров.</w:t>
+      </w:r>
+    </w:p>
+    <w:p>
+      <w:pPr>
+        <w:pStyle w:val="a5"/>
+        <w:ind w:firstLine="0"/>
+      </w:pPr>
+    </w:p>
+    <w:p>
+      <w:pPr>
+        <w:pStyle w:val="a5"/>
+        <w:ind w:firstLine="0"/>
+        <w:jc w:val="center"/>
+      </w:pPr>
       <w:r>
         <w:rPr>
           <w:noProof/>
         </w:rPr>
+        <w:lastRenderedPageBreak/>
         <w:drawing>
-          <wp:inline distT="0" distB="0" distL="0" distR="0" wp14:anchorId="3361F563" wp14:editId="662C82B2">
-            <wp:extent cx="2626242" cy="2325859"/>
-            <wp:effectExtent l="0" t="0" r="3175" b="0"/>
-            <wp:docPr id="1834030466" name="Рисунок 1"/>
+          <wp:inline distT="0" distB="0" distL="0" distR="0" wp14:anchorId="0D1418B9" wp14:editId="632260A3">
+            <wp:extent cx="2945219" cy="1936823"/>
+            <wp:effectExtent l="0" t="0" r="7620" b="6350"/>
+            <wp:docPr id="1816690494" name="Рисунок 1"/>
             <wp:cNvGraphicFramePr>
               <a:graphicFrameLocks xmlns:a="http://schemas.openxmlformats.org/drawingml/2006/main" noChangeAspect="1"/>
             </wp:cNvGraphicFramePr>
@@ -901,7 +722,7 @@
               <a:graphicData uri="http://schemas.openxmlformats.org/drawingml/2006/picture">
                 <pic:pic xmlns:pic="http://schemas.openxmlformats.org/drawingml/2006/picture">
                   <pic:nvPicPr>
-                    <pic:cNvPr id="1834030466" name=""/>
+                    <pic:cNvPr id="1816690494" name=""/>
                     <pic:cNvPicPr/>
                   </pic:nvPicPr>
                   <pic:blipFill>
@@ -913,7 +734,7 @@
                   <pic:spPr>
                     <a:xfrm>
                       <a:off x="0" y="0"/>
-                      <a:ext cx="2637883" cy="2336168"/>
+                      <a:ext cx="2968843" cy="1952359"/>
                     </a:xfrm>
                     <a:prstGeom prst="rect">
                       <a:avLst/>
@@ -925,24 +746,218 @@
           </wp:inline>
         </w:drawing>
       </w:r>
+      <w:r>
+        <w:rPr>
+          <w:noProof/>
+        </w:rPr>
+        <w:drawing>
+          <wp:inline distT="0" distB="0" distL="0" distR="0" wp14:anchorId="7754D8A0" wp14:editId="2389647B">
+            <wp:extent cx="2648393" cy="1945758"/>
+            <wp:effectExtent l="0" t="0" r="0" b="0"/>
+            <wp:docPr id="1912040" name="Рисунок 1"/>
+            <wp:cNvGraphicFramePr>
+              <a:graphicFrameLocks xmlns:a="http://schemas.openxmlformats.org/drawingml/2006/main" noChangeAspect="1"/>
+            </wp:cNvGraphicFramePr>
+            <a:graphic xmlns:a="http://schemas.openxmlformats.org/drawingml/2006/main">
+              <a:graphicData uri="http://schemas.openxmlformats.org/drawingml/2006/picture">
+                <pic:pic xmlns:pic="http://schemas.openxmlformats.org/drawingml/2006/picture">
+                  <pic:nvPicPr>
+                    <pic:cNvPr id="1912040" name=""/>
+                    <pic:cNvPicPr/>
+                  </pic:nvPicPr>
+                  <pic:blipFill>
+                    <a:blip r:embed="rId12"/>
+                    <a:stretch>
+                      <a:fillRect/>
+                    </a:stretch>
+                  </pic:blipFill>
+                  <pic:spPr>
+                    <a:xfrm>
+                      <a:off x="0" y="0"/>
+                      <a:ext cx="2687680" cy="1974622"/>
+                    </a:xfrm>
+                    <a:prstGeom prst="rect">
+                      <a:avLst/>
+                    </a:prstGeom>
+                  </pic:spPr>
+                </pic:pic>
+              </a:graphicData>
+            </a:graphic>
+          </wp:inline>
+        </w:drawing>
+      </w:r>
     </w:p>
     <w:p>
       <w:pPr>
         <w:pStyle w:val="a5"/>
         <w:ind w:firstLine="0"/>
         <w:jc w:val="center"/>
+      </w:pPr>
+      <w:r>
+        <w:t xml:space="preserve">Рисунок 4 – Спектр сигнала и график ЧХ </w:t>
+      </w:r>
+      <w:r>
+        <w:t>для ФНЧ и ФВЧ</w:t>
+      </w:r>
+    </w:p>
+    <w:p>
+      <w:pPr>
+        <w:pStyle w:val="a5"/>
+        <w:ind w:firstLine="0"/>
+        <w:jc w:val="center"/>
+      </w:pPr>
+    </w:p>
+    <w:p>
+      <w:pPr>
+        <w:pStyle w:val="a5"/>
+        <w:ind w:firstLine="0"/>
+        <w:jc w:val="center"/>
+      </w:pPr>
+      <w:r>
         <w:rPr>
-          <w:lang w:val="en-US"/>
+          <w:noProof/>
         </w:rPr>
+        <w:drawing>
+          <wp:inline distT="0" distB="0" distL="0" distR="0" wp14:anchorId="7FB8D0E8" wp14:editId="0643D28E">
+            <wp:extent cx="2753833" cy="2019789"/>
+            <wp:effectExtent l="0" t="0" r="8890" b="0"/>
+            <wp:docPr id="635304396" name="Рисунок 1"/>
+            <wp:cNvGraphicFramePr>
+              <a:graphicFrameLocks xmlns:a="http://schemas.openxmlformats.org/drawingml/2006/main" noChangeAspect="1"/>
+            </wp:cNvGraphicFramePr>
+            <a:graphic xmlns:a="http://schemas.openxmlformats.org/drawingml/2006/main">
+              <a:graphicData uri="http://schemas.openxmlformats.org/drawingml/2006/picture">
+                <pic:pic xmlns:pic="http://schemas.openxmlformats.org/drawingml/2006/picture">
+                  <pic:nvPicPr>
+                    <pic:cNvPr id="635304396" name=""/>
+                    <pic:cNvPicPr/>
+                  </pic:nvPicPr>
+                  <pic:blipFill>
+                    <a:blip r:embed="rId13"/>
+                    <a:stretch>
+                      <a:fillRect/>
+                    </a:stretch>
+                  </pic:blipFill>
+                  <pic:spPr>
+                    <a:xfrm>
+                      <a:off x="0" y="0"/>
+                      <a:ext cx="2771911" cy="2033048"/>
+                    </a:xfrm>
+                    <a:prstGeom prst="rect">
+                      <a:avLst/>
+                    </a:prstGeom>
+                  </pic:spPr>
+                </pic:pic>
+              </a:graphicData>
+            </a:graphic>
+          </wp:inline>
+        </w:drawing>
+      </w:r>
+      <w:r>
+        <w:rPr>
+          <w:noProof/>
+        </w:rPr>
+        <w:drawing>
+          <wp:inline distT="0" distB="0" distL="0" distR="0" wp14:anchorId="032AB435" wp14:editId="3672F3B3">
+            <wp:extent cx="2753832" cy="2019789"/>
+            <wp:effectExtent l="0" t="0" r="8890" b="0"/>
+            <wp:docPr id="1298873738" name="Рисунок 1"/>
+            <wp:cNvGraphicFramePr>
+              <a:graphicFrameLocks xmlns:a="http://schemas.openxmlformats.org/drawingml/2006/main" noChangeAspect="1"/>
+            </wp:cNvGraphicFramePr>
+            <a:graphic xmlns:a="http://schemas.openxmlformats.org/drawingml/2006/main">
+              <a:graphicData uri="http://schemas.openxmlformats.org/drawingml/2006/picture">
+                <pic:pic xmlns:pic="http://schemas.openxmlformats.org/drawingml/2006/picture">
+                  <pic:nvPicPr>
+                    <pic:cNvPr id="1298873738" name=""/>
+                    <pic:cNvPicPr/>
+                  </pic:nvPicPr>
+                  <pic:blipFill>
+                    <a:blip r:embed="rId14"/>
+                    <a:stretch>
+                      <a:fillRect/>
+                    </a:stretch>
+                  </pic:blipFill>
+                  <pic:spPr>
+                    <a:xfrm>
+                      <a:off x="0" y="0"/>
+                      <a:ext cx="2768371" cy="2030453"/>
+                    </a:xfrm>
+                    <a:prstGeom prst="rect">
+                      <a:avLst/>
+                    </a:prstGeom>
+                  </pic:spPr>
+                </pic:pic>
+              </a:graphicData>
+            </a:graphic>
+          </wp:inline>
+        </w:drawing>
+      </w:r>
+    </w:p>
+    <w:p>
+      <w:pPr>
+        <w:pStyle w:val="a5"/>
+        <w:ind w:firstLine="0"/>
+        <w:jc w:val="center"/>
       </w:pPr>
       <w:r>
         <w:t xml:space="preserve">Рисунок </w:t>
       </w:r>
       <w:r>
-        <w:t>6</w:t>
-      </w:r>
-      <w:r>
-        <w:t xml:space="preserve"> – </w:t>
+        <w:t>5</w:t>
+      </w:r>
+      <w:r>
+        <w:t xml:space="preserve"> – Спектр сигнала и график ЧХ для </w:t>
+      </w:r>
+      <w:r>
+        <w:t>ПФ</w:t>
+      </w:r>
+      <w:r>
+        <w:t xml:space="preserve"> и </w:t>
+      </w:r>
+      <w:r>
+        <w:t>ЗФ</w:t>
+      </w:r>
+    </w:p>
+    <w:p>
+      <w:pPr>
+        <w:pStyle w:val="a5"/>
+        <w:ind w:firstLine="0"/>
+      </w:pPr>
+    </w:p>
+    <w:p>
+      <w:pPr>
+        <w:pStyle w:val="a5"/>
+        <w:ind w:firstLine="0"/>
+      </w:pPr>
+      <w:r>
+        <w:tab/>
+        <w:t>Вывод</w:t>
+      </w:r>
+      <w:r>
+        <w:t>:</w:t>
+      </w:r>
+    </w:p>
+    <w:p>
+      <w:pPr>
+        <w:pStyle w:val="a5"/>
+      </w:pPr>
+      <w:r>
+        <w:t>1. Из-за преобладающих низких частот алгоритмы фильтрации низких частот и порогового фильтра являются предпочтительными.</w:t>
+      </w:r>
+    </w:p>
+    <w:p>
+      <w:pPr>
+        <w:pStyle w:val="a5"/>
+      </w:pPr>
+      <w:r>
+        <w:t xml:space="preserve">2. </w:t>
+      </w:r>
+      <w:r>
+        <w:t xml:space="preserve">Результаты от случайного сигнала к случайному сигналу не разятся, производится </w:t>
+      </w:r>
+      <w:r>
+        <w:t xml:space="preserve">сглаживание, средние показатели реализованного АЧХ для </w:t>
       </w:r>
       <w:r>
         <w:rPr>
@@ -954,98 +969,20 @@
         <w:t xml:space="preserve">2 </w:t>
       </w:r>
       <w:r>
-        <w:t xml:space="preserve">и </w:t>
-      </w:r>
-      <w:proofErr w:type="spellStart"/>
+        <w:t xml:space="preserve">находятся на амплитуде </w:t>
+      </w:r>
+      <w:r>
+        <w:t>~1.2</w:t>
+      </w:r>
+      <w:r>
+        <w:t xml:space="preserve">, для </w:t>
+      </w:r>
       <w:r>
         <w:rPr>
           <w:lang w:val="en-US"/>
         </w:rPr>
         <w:t>yulewalk</w:t>
       </w:r>
-      <w:proofErr w:type="spellEnd"/>
-      <w:r>
-        <w:t xml:space="preserve"> </w:t>
-      </w:r>
-      <w:r>
-        <w:t xml:space="preserve">для случайного сигнала </w:t>
-      </w:r>
-      <w:r>
-        <w:t>3</w:t>
-      </w:r>
-    </w:p>
-    <w:p>
-      <w:pPr>
-        <w:pStyle w:val="a5"/>
-        <w:ind w:firstLine="0"/>
-        <w:rPr>
-          <w:lang w:val="en-US"/>
-        </w:rPr>
-      </w:pPr>
-    </w:p>
-    <w:p>
-      <w:pPr>
-        <w:pStyle w:val="a5"/>
-        <w:ind w:firstLine="0"/>
-      </w:pPr>
-      <w:r>
-        <w:tab/>
-        <w:t>Вывод</w:t>
-      </w:r>
-      <w:r>
-        <w:rPr>
-          <w:lang w:val="en-US"/>
-        </w:rPr>
-        <w:t>:</w:t>
-      </w:r>
-    </w:p>
-    <w:p>
-      <w:pPr>
-        <w:pStyle w:val="a5"/>
-      </w:pPr>
-      <w:r>
-        <w:t>1. Из-за преобладающих низких частот алгоритмы фильтрации низких частот и порогового фильтра являются предпочтительными.</w:t>
-      </w:r>
-    </w:p>
-    <w:p>
-      <w:pPr>
-        <w:pStyle w:val="a5"/>
-      </w:pPr>
-      <w:r>
-        <w:t xml:space="preserve">2. </w:t>
-      </w:r>
-      <w:r>
-        <w:t xml:space="preserve">Результаты от случайного сигнала к случайному сигналу не разятся, производится </w:t>
-      </w:r>
-      <w:r>
-        <w:t xml:space="preserve">сглаживание, средние показатели реализованного АЧХ для </w:t>
-      </w:r>
-      <w:r>
-        <w:rPr>
-          <w:lang w:val="en-US"/>
-        </w:rPr>
-        <w:t>fir</w:t>
-      </w:r>
-      <w:r>
-        <w:t xml:space="preserve">2 </w:t>
-      </w:r>
-      <w:r>
-        <w:t xml:space="preserve">находятся на амплитуде </w:t>
-      </w:r>
-      <w:r>
-        <w:t>~1.2</w:t>
-      </w:r>
-      <w:r>
-        <w:t xml:space="preserve">, для </w:t>
-      </w:r>
-      <w:proofErr w:type="spellStart"/>
-      <w:r>
-        <w:rPr>
-          <w:lang w:val="en-US"/>
-        </w:rPr>
-        <w:t>yulewalk</w:t>
-      </w:r>
-      <w:proofErr w:type="spellEnd"/>
       <w:r>
         <w:t xml:space="preserve"> </w:t>
       </w:r>
@@ -1678,6 +1615,7 @@
   <w:style w:type="character" w:default="1" w:styleId="a0">
     <w:name w:val="Default Paragraph Font"/>
     <w:uiPriority w:val="1"/>
+    <w:semiHidden/>
     <w:unhideWhenUsed/>
   </w:style>
   <w:style w:type="table" w:default="1" w:styleId="a1">
@@ -2355,4 +2293,16 @@
     </a:ext>
   </a:extLst>
 </a:theme>
+</file>
+
+<file path=customXml/item1.xml><?xml version="1.0" encoding="utf-8"?>
+<b:Sources xmlns:b="http://schemas.openxmlformats.org/officeDocument/2006/bibliography" xmlns="http://schemas.openxmlformats.org/officeDocument/2006/bibliography" SelectedStyle="\APASixthEditionOfficeOnline.xsl" StyleName="APA" Version="6"/>
+</file>
+
+<file path=customXml/itemProps1.xml><?xml version="1.0" encoding="utf-8"?>
+<ds:datastoreItem xmlns:ds="http://schemas.openxmlformats.org/officeDocument/2006/customXml" ds:itemID="{31379D01-0A82-4ED8-A7A1-5F3B986C35B7}">
+  <ds:schemaRefs>
+    <ds:schemaRef ds:uri="http://schemas.openxmlformats.org/officeDocument/2006/bibliography"/>
+  </ds:schemaRefs>
+</ds:datastoreItem>
 </file>